--- a/docs/CONVENTIONS.docx
+++ b/docs/CONVENTIONS.docx
@@ -1111,6 +1111,107 @@
         <w:pStyle w:val="Heading2"/>
       </w:pPr>
       <w:r>
+        <w:t>常规更新路径(2026-09-05 用户确立)</w:t>
+      </w:r>
+    </w:p>
+    <w:p>
+      <w:r>
+        <w:t>此后每一次更新的标准流程(四步, 顺序固定):</w:t>
+      </w:r>
+    </w:p>
+    <w:p>
+      <w:r>
+        <w:t xml:space="preserve">1. </w:t>
+      </w:r>
+      <w:r>
+        <w:rPr>
+          <w:b/>
+        </w:rPr>
+        <w:t>改代码</w:t>
+      </w:r>
+      <w:r>
+        <w:t>:在用户要求下完成代码修改与自测(全量测试通过);</w:t>
+      </w:r>
+    </w:p>
+    <w:p>
+      <w:r>
+        <w:t xml:space="preserve">2. </w:t>
+      </w:r>
+      <w:r>
+        <w:rPr>
+          <w:b/>
+        </w:rPr>
+        <w:t>实机确认</w:t>
+      </w:r>
+      <w:r>
+        <w:t>:向用户确认「已实机测试更新已实现」(用户实际体验/检查通过);</w:t>
+      </w:r>
+    </w:p>
+    <w:p>
+      <w:r>
+        <w:t xml:space="preserve">3. </w:t>
+      </w:r>
+      <w:r>
+        <w:rPr>
+          <w:b/>
+        </w:rPr>
+        <w:t>玩家版更新日志</w:t>
+      </w:r>
+      <w:r>
+        <w:t>:生成一版</w:t>
+      </w:r>
+      <w:r>
+        <w:rPr>
+          <w:b/>
+        </w:rPr>
+        <w:t>面向玩家的更新日志文本</w:t>
+      </w:r>
+      <w:r>
+        <w:t>(写入 `src/game/updateNotice.ts` 的 `UPDATE_ITEMS`, 玩家视角措辞, 不写内部术语)交用户确认;</w:t>
+      </w:r>
+    </w:p>
+    <w:p>
+      <w:r>
+        <w:t xml:space="preserve">4. </w:t>
+      </w:r>
+      <w:r>
+        <w:rPr>
+          <w:b/>
+        </w:rPr>
+        <w:t>git 同步</w:t>
+      </w:r>
+      <w:r>
+        <w:t>:在 2、3 均确认后, 提醒用户打开临时代理, 完成提交推送, 完成后清除代理配置。</w:t>
+      </w:r>
+    </w:p>
+    <w:p>
+      <w:r>
+        <w:t>配套机制:</w:t>
+      </w:r>
+      <w:r>
+        <w:rPr>
+          <w:b/>
+        </w:rPr>
+        <w:t>更新日志弹窗</w:t>
+      </w:r>
+      <w:r>
+        <w:t>(v2.9.3)——玩家打开平台时, 若 `UPDATE_ID`(平台+各游戏版本拼接)较 localStorage 记忆有变化, 弹出一次更新日志, 可 ✕/「知道了」关闭, 关闭后不再弹(直到下次更新); 弹窗数据源即第 3 步确认的 `UPDATE_ITEMS`。另注意:用户未发指令前</w:t>
+      </w:r>
+      <w:r>
+        <w:rPr>
+          <w:b/>
+        </w:rPr>
+        <w:t>不需要主动 git 同步、不需要弹窗询问代理</w:t>
+      </w:r>
+      <w:r>
+        <w:t>(2026-09-05 用户约定)。</w:t>
+      </w:r>
+    </w:p>
+    <w:p>
+      <w:pPr>
+        <w:pStyle w:val="Heading2"/>
+      </w:pPr>
+      <w:r>
         <w:t>AI 检测接入约定(2026-08-30 起, 用户确立)</w:t>
       </w:r>
     </w:p>
@@ -1571,6 +1672,38 @@
           </w:tcPr>
           <w:p>
             <w:r>
+              <w:t>2026-09-05</w:t>
+            </w:r>
+          </w:p>
+        </w:tc>
+        <w:tc>
+          <w:tcPr>
+            <w:tcW w:type="dxa" w:w="2880"/>
+          </w:tcPr>
+          <w:p>
+            <w:r>
+              <w:t>常规更新路径四步(改码→实机确认→玩家版日志确认→代理同步) + 玩家端更新日志弹窗</w:t>
+            </w:r>
+          </w:p>
+        </w:tc>
+        <w:tc>
+          <w:tcPr>
+            <w:tcW w:type="dxa" w:w="2880"/>
+          </w:tcPr>
+          <w:p>
+            <w:r>
+              <w:t>更新弹窗上线(平台 v2.9.3)</w:t>
+            </w:r>
+          </w:p>
+        </w:tc>
+      </w:tr>
+      <w:tr>
+        <w:tc>
+          <w:tcPr>
+            <w:tcW w:type="dxa" w:w="2880"/>
+          </w:tcPr>
+          <w:p>
+            <w:r>
               <w:t>2026-08-30</w:t>
             </w:r>
           </w:p>
